--- a/submissions/AISD/AISD_Feedback_Response_Record.docx
+++ b/submissions/AISD/AISD_Feedback_Response_Record.docx
@@ -3094,7 +3094,7 @@
               <w:t xml:space="preserve"> </w:t>
             </w:r>
             <w:r>
-              <w:t xml:space="preserve">(counted in the file), and its figure was re-exported with it. The older</w:t>
+              <w:t xml:space="preserve">(counted in the file), and its figure was re-exported with it. The figure was regenerated once more on 20 October, after the nine contribution links were corrected, so the current image matches the current source. The older </w:t>
             </w:r>
             <w:r>
               <w:t xml:space="preserve"> </w:t>

--- a/submissions/AISD/AISD_Feedback_Response_Record.docx
+++ b/submissions/AISD/AISD_Feedback_Response_Record.docx
@@ -65,7 +65,7 @@
         <w:t xml:space="preserve">Refreshed</w:t>
       </w:r>
       <w:r>
-        <w:t xml:space="preserve">: 2026-10-19. Every point the repository can evidence now has a row. Nothing is filled in from memory, and no point that was not received is written down.</w:t>
+        <w:t>: 2026-10-20. Every point the repository can evidence now has a row. Nothing is filled in from memory, and no point that was not received is written down.</w:t>
       </w:r>
     </w:p>
     <w:p>
@@ -177,7 +177,7 @@
         <w:t xml:space="preserve"> </w:t>
       </w:r>
       <w:r>
-        <w:t xml:space="preserve">Every path is written from the repository root, so it resolves from the same place as the pack's submission index. Where one row names several files from the same folder, the folder is given once and the remaining names follow bare. Every root-relative path was checked against the working tree on 2026-10-19.</w:t>
+        <w:t>Every path is written from the repository root, so it resolves from the same place as the pack's submission index. Where one row names several files from the same folder, the folder is given once and the remaining names follow bare. Every root-relative path was checked against the working tree on 2026-10-20.</w:t>
       </w:r>
     </w:p>
     <w:p>
@@ -4946,7 +4946,7 @@
         <w:pStyle w:val="FirstParagraph"/>
       </w:pPr>
       <w:r>
-        <w:t xml:space="preserve">No tutor point has been received in writing as of 2026-10-19, so the rows stay blank. Only the peer feedback in section 1 has been received, and it is recorded there rather than here. A blank row is the honest state; it is not an omission to fill in later from memory.</w:t>
+        <w:t>No tutor point has been received in writing as of 2026-10-20, so the rows stay blank. Only the peer feedback in section 1 has been received, and it is recorded there rather than here. A blank row is the honest state; it is not an omission to fill in later from memory.</w:t>
       </w:r>
     </w:p>
     <w:tbl>
